--- a/replication-lab-02.docx
+++ b/replication-lab-02.docx
@@ -184,7 +184,7 @@
         <w:t xml:space="preserve"> </w:t>
       </w:r>
       <w:r>
-        <w:t xml:space="preserve">https://github.com/sokpheanal/ANLY735-Replication-Lab-02</w:t>
+        <w:t xml:space="preserve">https://github.com/sokpheanal/ANLY735-Replication-Lab-02-sokpheanal-huynh</w:t>
       </w:r>
     </w:p>
     <w:bookmarkEnd w:id="9"/>
